--- a/Nodejs my Interview prep.docx
+++ b/Nodejs my Interview prep.docx
@@ -131,24 +131,42 @@
           <w:sz w:val="28"/>
           <w:szCs w:val="28"/>
         </w:rPr>
-        <w:t>the server-side.</w:t>
-      </w:r>
-    </w:p>
-    <w:p>
-      <w:pPr>
-        <w:rPr>
-          <w:rFonts w:ascii="Times New Roman" w:hAnsi="Times New Roman" w:cs="Times New Roman"/>
-          <w:sz w:val="28"/>
-          <w:szCs w:val="28"/>
-        </w:rPr>
-      </w:pPr>
-      <w:r>
-        <w:rPr>
-          <w:rFonts w:ascii="Times New Roman" w:hAnsi="Times New Roman" w:cs="Times New Roman"/>
-          <w:sz w:val="28"/>
-          <w:szCs w:val="28"/>
-        </w:rPr>
-        <w:t>It is built on Google Chrome's V8 engine, which compiles JavaScript to native machine code, making it highly fast and efficient.</w:t>
+        <w:t>the server.</w:t>
+      </w:r>
+    </w:p>
+    <w:p>
+      <w:pPr>
+        <w:rPr>
+          <w:rFonts w:ascii="Times New Roman" w:hAnsi="Times New Roman" w:cs="Times New Roman"/>
+          <w:sz w:val="28"/>
+          <w:szCs w:val="28"/>
+        </w:rPr>
+      </w:pPr>
+      <w:r>
+        <w:rPr>
+          <w:rFonts w:ascii="Times New Roman" w:hAnsi="Times New Roman" w:cs="Times New Roman"/>
+          <w:sz w:val="28"/>
+          <w:szCs w:val="28"/>
+        </w:rPr>
+        <w:t xml:space="preserve">It is built on Google Chrome's </w:t>
+      </w:r>
+      <w:r>
+        <w:rPr>
+          <w:rFonts w:ascii="Times New Roman" w:hAnsi="Times New Roman" w:cs="Times New Roman"/>
+          <w:b/>
+          <w:bCs/>
+          <w:sz w:val="28"/>
+          <w:szCs w:val="28"/>
+        </w:rPr>
+        <w:t>V8 engine</w:t>
+      </w:r>
+      <w:r>
+        <w:rPr>
+          <w:rFonts w:ascii="Times New Roman" w:hAnsi="Times New Roman" w:cs="Times New Roman"/>
+          <w:sz w:val="28"/>
+          <w:szCs w:val="28"/>
+        </w:rPr>
+        <w:t>, which compiles JavaScript to native machine code, making it highly fast and efficient.</w:t>
       </w:r>
     </w:p>
     <w:p>
@@ -3909,98 +3927,53 @@
           <w:sz w:val="28"/>
           <w:szCs w:val="28"/>
         </w:rPr>
-        <w:t xml:space="preserve">When </w:t>
-      </w:r>
-      <w:proofErr w:type="spellStart"/>
-      <w:proofErr w:type="gramStart"/>
-      <w:r>
-        <w:rPr>
-          <w:rFonts w:ascii="Times New Roman" w:hAnsi="Times New Roman" w:cs="Times New Roman"/>
-          <w:sz w:val="28"/>
-          <w:szCs w:val="28"/>
-        </w:rPr>
-        <w:t>its</w:t>
-      </w:r>
-      <w:proofErr w:type="spellEnd"/>
-      <w:proofErr w:type="gramEnd"/>
-      <w:r>
-        <w:rPr>
-          <w:rFonts w:ascii="Times New Roman" w:hAnsi="Times New Roman" w:cs="Times New Roman"/>
-          <w:sz w:val="28"/>
-          <w:szCs w:val="28"/>
-        </w:rPr>
-        <w:t xml:space="preserve"> get a </w:t>
-      </w:r>
-      <w:proofErr w:type="gramStart"/>
-      <w:r>
-        <w:rPr>
-          <w:rFonts w:ascii="Times New Roman" w:hAnsi="Times New Roman" w:cs="Times New Roman"/>
-          <w:sz w:val="28"/>
-          <w:szCs w:val="28"/>
-        </w:rPr>
-        <w:t>request</w:t>
-      </w:r>
-      <w:proofErr w:type="gramEnd"/>
-      <w:r>
-        <w:rPr>
-          <w:rFonts w:ascii="Times New Roman" w:hAnsi="Times New Roman" w:cs="Times New Roman"/>
-          <w:sz w:val="28"/>
-          <w:szCs w:val="28"/>
-        </w:rPr>
-        <w:t xml:space="preserve"> it creates single threaded to perform the operation and push it to the event loop to take the next operation.</w:t>
-      </w:r>
-    </w:p>
-    <w:p>
-      <w:pPr>
-        <w:rPr>
-          <w:rFonts w:ascii="Times New Roman" w:hAnsi="Times New Roman" w:cs="Times New Roman"/>
-          <w:sz w:val="28"/>
-          <w:szCs w:val="28"/>
-        </w:rPr>
-      </w:pPr>
-      <w:r>
-        <w:rPr>
-          <w:rFonts w:ascii="Times New Roman" w:hAnsi="Times New Roman" w:cs="Times New Roman"/>
-          <w:sz w:val="28"/>
-          <w:szCs w:val="28"/>
-        </w:rPr>
-        <w:t>It follows synchronous approach so each task is performed one after the other, program needs to wait for each operation to get complete before moving to other.</w:t>
-      </w:r>
-    </w:p>
-    <w:p>
-      <w:pPr>
-        <w:rPr>
-          <w:rFonts w:ascii="Times New Roman" w:hAnsi="Times New Roman" w:cs="Times New Roman"/>
-          <w:sz w:val="28"/>
-          <w:szCs w:val="28"/>
-        </w:rPr>
-      </w:pPr>
-      <w:r>
-        <w:rPr>
-          <w:rFonts w:ascii="Times New Roman" w:hAnsi="Times New Roman" w:cs="Times New Roman"/>
-          <w:sz w:val="28"/>
-          <w:szCs w:val="28"/>
-        </w:rPr>
-        <w:t>Synchronous programming focuses on the order of execution in the sequential manner</w:t>
-      </w:r>
-      <w:r>
-        <w:rPr>
-          <w:rFonts w:ascii="Times New Roman" w:hAnsi="Times New Roman" w:cs="Times New Roman"/>
-          <w:sz w:val="28"/>
-          <w:szCs w:val="28"/>
-        </w:rPr>
-        <w:t xml:space="preserve"> with event loop module to handle multiple </w:t>
-      </w:r>
-      <w:proofErr w:type="gramStart"/>
-      <w:r>
-        <w:rPr>
-          <w:rFonts w:ascii="Times New Roman" w:hAnsi="Times New Roman" w:cs="Times New Roman"/>
-          <w:sz w:val="28"/>
-          <w:szCs w:val="28"/>
-        </w:rPr>
-        <w:t>concurrency</w:t>
-      </w:r>
-      <w:proofErr w:type="gramEnd"/>
+        <w:t>Node.js runs JavaScript on a single main thread.</w:t>
+      </w:r>
+      <w:r>
+        <w:rPr>
+          <w:rFonts w:ascii="Times New Roman" w:hAnsi="Times New Roman" w:cs="Times New Roman"/>
+          <w:sz w:val="28"/>
+          <w:szCs w:val="28"/>
+        </w:rPr>
+        <w:br/>
+        <w:t xml:space="preserve">When a request comes in, blocking I/O operations are offloaded to the system or </w:t>
+      </w:r>
+      <w:proofErr w:type="spellStart"/>
+      <w:r>
+        <w:rPr>
+          <w:rFonts w:ascii="Times New Roman" w:hAnsi="Times New Roman" w:cs="Times New Roman"/>
+          <w:sz w:val="28"/>
+          <w:szCs w:val="28"/>
+        </w:rPr>
+        <w:t>libuv</w:t>
+      </w:r>
+      <w:proofErr w:type="spellEnd"/>
+      <w:r>
+        <w:rPr>
+          <w:rFonts w:ascii="Times New Roman" w:hAnsi="Times New Roman" w:cs="Times New Roman"/>
+          <w:sz w:val="28"/>
+          <w:szCs w:val="28"/>
+        </w:rPr>
+        <w:t xml:space="preserve"> thread pool.</w:t>
+      </w:r>
+      <w:r>
+        <w:rPr>
+          <w:rFonts w:ascii="Times New Roman" w:hAnsi="Times New Roman" w:cs="Times New Roman"/>
+          <w:sz w:val="28"/>
+          <w:szCs w:val="28"/>
+        </w:rPr>
+        <w:br/>
+        <w:t>Once the operation completes, its callback or promise is queued and later executed by the event loop.</w:t>
+      </w:r>
+      <w:r>
+        <w:rPr>
+          <w:rFonts w:ascii="Times New Roman" w:hAnsi="Times New Roman" w:cs="Times New Roman"/>
+          <w:sz w:val="28"/>
+          <w:szCs w:val="28"/>
+        </w:rPr>
+        <w:br/>
+        <w:t>Because the main thread never blocks, Node.js can handle thousands of concurrent requests efficiently</w:t>
+      </w:r>
       <w:r>
         <w:rPr>
           <w:rFonts w:ascii="Times New Roman" w:hAnsi="Times New Roman" w:cs="Times New Roman"/>
@@ -4008,23 +3981,6 @@
           <w:szCs w:val="28"/>
         </w:rPr>
         <w:t>.</w:t>
-      </w:r>
-    </w:p>
-    <w:p>
-      <w:pPr>
-        <w:rPr>
-          <w:rFonts w:ascii="Times New Roman" w:hAnsi="Times New Roman" w:cs="Times New Roman"/>
-          <w:sz w:val="28"/>
-          <w:szCs w:val="28"/>
-        </w:rPr>
-      </w:pPr>
-      <w:r>
-        <w:rPr>
-          <w:rFonts w:ascii="Times New Roman" w:hAnsi="Times New Roman" w:cs="Times New Roman"/>
-          <w:sz w:val="28"/>
-          <w:szCs w:val="28"/>
-        </w:rPr>
-        <w:t xml:space="preserve">It used Portable Operating system interface for various I/O operations. </w:t>
       </w:r>
     </w:p>
     <w:p>
@@ -10510,6 +10466,80 @@
           <w:sz w:val="28"/>
           <w:szCs w:val="28"/>
         </w:rPr>
+        <w:t xml:space="preserve">What is the purpose of the </w:t>
+      </w:r>
+      <w:proofErr w:type="spellStart"/>
+      <w:r>
+        <w:rPr>
+          <w:rFonts w:ascii="Times New Roman" w:hAnsi="Times New Roman" w:cs="Times New Roman"/>
+          <w:b/>
+          <w:bCs/>
+          <w:color w:val="C00000"/>
+          <w:sz w:val="28"/>
+          <w:szCs w:val="28"/>
+        </w:rPr>
+        <w:t>app.use</w:t>
+      </w:r>
+      <w:proofErr w:type="spellEnd"/>
+      <w:r>
+        <w:rPr>
+          <w:rFonts w:ascii="Times New Roman" w:hAnsi="Times New Roman" w:cs="Times New Roman"/>
+          <w:b/>
+          <w:bCs/>
+          <w:color w:val="C00000"/>
+          <w:sz w:val="28"/>
+          <w:szCs w:val="28"/>
+        </w:rPr>
+        <w:t>() function in Express.js?</w:t>
+      </w:r>
+    </w:p>
+    <w:p>
+      <w:pPr>
+        <w:rPr>
+          <w:rFonts w:ascii="Times New Roman" w:hAnsi="Times New Roman" w:cs="Times New Roman"/>
+          <w:sz w:val="28"/>
+          <w:szCs w:val="28"/>
+        </w:rPr>
+      </w:pPr>
+      <w:proofErr w:type="spellStart"/>
+      <w:r>
+        <w:rPr>
+          <w:rFonts w:ascii="Times New Roman" w:hAnsi="Times New Roman" w:cs="Times New Roman"/>
+          <w:sz w:val="28"/>
+          <w:szCs w:val="28"/>
+        </w:rPr>
+        <w:t>app.use</w:t>
+      </w:r>
+      <w:proofErr w:type="spellEnd"/>
+      <w:r>
+        <w:rPr>
+          <w:rFonts w:ascii="Times New Roman" w:hAnsi="Times New Roman" w:cs="Times New Roman"/>
+          <w:sz w:val="28"/>
+          <w:szCs w:val="28"/>
+        </w:rPr>
+        <w:t>() is used to register middleware in Express.js. It applies the middleware globally to all incoming requests or to a specific path prefix. It’s commonly used for logging, authentication, request parsing, and error handling.</w:t>
+      </w:r>
+    </w:p>
+    <w:p>
+      <w:pPr>
+        <w:rPr>
+          <w:rFonts w:ascii="Times New Roman" w:hAnsi="Times New Roman" w:cs="Times New Roman"/>
+          <w:b/>
+          <w:bCs/>
+          <w:color w:val="C00000"/>
+          <w:sz w:val="28"/>
+          <w:szCs w:val="28"/>
+        </w:rPr>
+      </w:pPr>
+      <w:r>
+        <w:rPr>
+          <w:rFonts w:ascii="Times New Roman" w:hAnsi="Times New Roman" w:cs="Times New Roman"/>
+          <w:b/>
+          <w:bCs/>
+          <w:color w:val="C00000"/>
+          <w:sz w:val="28"/>
+          <w:szCs w:val="28"/>
+        </w:rPr>
         <w:t>How do you implement middleware in Express.js?</w:t>
       </w:r>
     </w:p>
@@ -10570,75 +10600,10 @@
       <w:pPr>
         <w:rPr>
           <w:rFonts w:ascii="Times New Roman" w:hAnsi="Times New Roman" w:cs="Times New Roman"/>
-          <w:b/>
-          <w:bCs/>
-          <w:color w:val="C00000"/>
-          <w:sz w:val="28"/>
-          <w:szCs w:val="28"/>
-        </w:rPr>
-      </w:pPr>
-      <w:r>
-        <w:rPr>
-          <w:rFonts w:ascii="Times New Roman" w:hAnsi="Times New Roman" w:cs="Times New Roman"/>
-          <w:b/>
-          <w:bCs/>
-          <w:color w:val="C00000"/>
-          <w:sz w:val="28"/>
-          <w:szCs w:val="28"/>
-        </w:rPr>
-        <w:t xml:space="preserve">What is the purpose of the </w:t>
-      </w:r>
-      <w:proofErr w:type="spellStart"/>
-      <w:r>
-        <w:rPr>
-          <w:rFonts w:ascii="Times New Roman" w:hAnsi="Times New Roman" w:cs="Times New Roman"/>
-          <w:b/>
-          <w:bCs/>
-          <w:color w:val="C00000"/>
-          <w:sz w:val="28"/>
-          <w:szCs w:val="28"/>
-        </w:rPr>
-        <w:t>app.use</w:t>
-      </w:r>
-      <w:proofErr w:type="spellEnd"/>
-      <w:r>
-        <w:rPr>
-          <w:rFonts w:ascii="Times New Roman" w:hAnsi="Times New Roman" w:cs="Times New Roman"/>
-          <w:b/>
-          <w:bCs/>
-          <w:color w:val="C00000"/>
-          <w:sz w:val="28"/>
-          <w:szCs w:val="28"/>
-        </w:rPr>
-        <w:t>() function in Express.js?</w:t>
-      </w:r>
-    </w:p>
-    <w:p>
-      <w:pPr>
-        <w:rPr>
-          <w:rFonts w:ascii="Times New Roman" w:hAnsi="Times New Roman" w:cs="Times New Roman"/>
-          <w:sz w:val="28"/>
-          <w:szCs w:val="28"/>
-        </w:rPr>
-      </w:pPr>
-      <w:proofErr w:type="spellStart"/>
-      <w:r>
-        <w:rPr>
-          <w:rFonts w:ascii="Times New Roman" w:hAnsi="Times New Roman" w:cs="Times New Roman"/>
-          <w:sz w:val="28"/>
-          <w:szCs w:val="28"/>
-        </w:rPr>
-        <w:t>app.use</w:t>
-      </w:r>
-      <w:proofErr w:type="spellEnd"/>
-      <w:r>
-        <w:rPr>
-          <w:rFonts w:ascii="Times New Roman" w:hAnsi="Times New Roman" w:cs="Times New Roman"/>
-          <w:sz w:val="28"/>
-          <w:szCs w:val="28"/>
-        </w:rPr>
-        <w:t>() is used to register middleware in Express.js. It applies the middleware globally to all incoming requests or to a specific path prefix. It’s commonly used for logging, authentication, request parsing, and error handling.</w:t>
-      </w:r>
+          <w:sz w:val="28"/>
+          <w:szCs w:val="28"/>
+        </w:rPr>
+      </w:pPr>
     </w:p>
     <w:p>
       <w:pPr>
@@ -16248,10 +16213,124 @@
       <w:pPr>
         <w:rPr>
           <w:rFonts w:ascii="Times New Roman" w:hAnsi="Times New Roman" w:cs="Times New Roman"/>
-          <w:sz w:val="28"/>
-          <w:szCs w:val="28"/>
-        </w:rPr>
-      </w:pPr>
+          <w:b/>
+          <w:bCs/>
+          <w:color w:val="C00000"/>
+          <w:sz w:val="28"/>
+          <w:szCs w:val="28"/>
+        </w:rPr>
+      </w:pPr>
+      <w:r>
+        <w:rPr>
+          <w:rFonts w:ascii="Times New Roman" w:hAnsi="Times New Roman" w:cs="Times New Roman"/>
+          <w:b/>
+          <w:bCs/>
+          <w:color w:val="C00000"/>
+          <w:sz w:val="28"/>
+          <w:szCs w:val="28"/>
+        </w:rPr>
+        <w:t>Explain the Node.js architecture and how it handles multiple requests</w:t>
+      </w:r>
+      <w:r>
+        <w:rPr>
+          <w:rFonts w:ascii="Times New Roman" w:hAnsi="Times New Roman" w:cs="Times New Roman"/>
+          <w:b/>
+          <w:bCs/>
+          <w:color w:val="C00000"/>
+          <w:sz w:val="28"/>
+          <w:szCs w:val="28"/>
+        </w:rPr>
+        <w:t>?</w:t>
+      </w:r>
+    </w:p>
+    <w:p>
+      <w:pPr>
+        <w:rPr>
+          <w:rFonts w:ascii="Times New Roman" w:hAnsi="Times New Roman" w:cs="Times New Roman"/>
+          <w:sz w:val="28"/>
+          <w:szCs w:val="28"/>
+        </w:rPr>
+      </w:pPr>
+      <w:r>
+        <w:rPr>
+          <w:rFonts w:ascii="Times New Roman" w:hAnsi="Times New Roman" w:cs="Times New Roman"/>
+          <w:sz w:val="28"/>
+          <w:szCs w:val="28"/>
+        </w:rPr>
+        <w:t>Node.js is single-threaded, but it uses a non-blocking, event-driven architecture.</w:t>
+      </w:r>
+      <w:r>
+        <w:rPr>
+          <w:rFonts w:ascii="Times New Roman" w:hAnsi="Times New Roman" w:cs="Times New Roman"/>
+          <w:sz w:val="28"/>
+          <w:szCs w:val="28"/>
+        </w:rPr>
+        <w:br/>
+        <w:t>When multiple requests come in, Node receives them on a single main thread.</w:t>
+      </w:r>
+      <w:r>
+        <w:rPr>
+          <w:rFonts w:ascii="Times New Roman" w:hAnsi="Times New Roman" w:cs="Times New Roman"/>
+          <w:sz w:val="28"/>
+          <w:szCs w:val="28"/>
+        </w:rPr>
+        <w:br/>
+        <w:t xml:space="preserve">For heavy operations like database queries, file system access, or external API calls, Node offloads the work to the background using </w:t>
+      </w:r>
+      <w:proofErr w:type="spellStart"/>
+      <w:r>
+        <w:rPr>
+          <w:rFonts w:ascii="Times New Roman" w:hAnsi="Times New Roman" w:cs="Times New Roman"/>
+          <w:sz w:val="28"/>
+          <w:szCs w:val="28"/>
+        </w:rPr>
+        <w:t>libuv</w:t>
+      </w:r>
+      <w:proofErr w:type="spellEnd"/>
+      <w:r>
+        <w:rPr>
+          <w:rFonts w:ascii="Times New Roman" w:hAnsi="Times New Roman" w:cs="Times New Roman"/>
+          <w:sz w:val="28"/>
+          <w:szCs w:val="28"/>
+        </w:rPr>
+        <w:t xml:space="preserve"> or the OS.</w:t>
+      </w:r>
+      <w:r>
+        <w:rPr>
+          <w:rFonts w:ascii="Times New Roman" w:hAnsi="Times New Roman" w:cs="Times New Roman"/>
+          <w:sz w:val="28"/>
+          <w:szCs w:val="28"/>
+        </w:rPr>
+        <w:br/>
+        <w:t>The main thread does not wait and continues handling other incoming requests.</w:t>
+      </w:r>
+      <w:r>
+        <w:rPr>
+          <w:rFonts w:ascii="Times New Roman" w:hAnsi="Times New Roman" w:cs="Times New Roman"/>
+          <w:sz w:val="28"/>
+          <w:szCs w:val="28"/>
+        </w:rPr>
+        <w:br/>
+        <w:t>Once the background operation completes, the callback or promise is placed in the event queue.</w:t>
+      </w:r>
+      <w:r>
+        <w:rPr>
+          <w:rFonts w:ascii="Times New Roman" w:hAnsi="Times New Roman" w:cs="Times New Roman"/>
+          <w:sz w:val="28"/>
+          <w:szCs w:val="28"/>
+        </w:rPr>
+        <w:br/>
+        <w:t>The event loop picks it up when the call stack is free and executes it.</w:t>
+      </w:r>
+      <w:r>
+        <w:rPr>
+          <w:rFonts w:ascii="Times New Roman" w:hAnsi="Times New Roman" w:cs="Times New Roman"/>
+          <w:sz w:val="28"/>
+          <w:szCs w:val="28"/>
+        </w:rPr>
+        <w:br/>
+        <w:t>This is how Node.js efficiently handles thousands of concurrent requests using a single thread.</w:t>
+      </w:r>
     </w:p>
     <w:p>
       <w:pPr>
@@ -21984,7 +22063,41 @@
           <w:sz w:val="28"/>
           <w:szCs w:val="28"/>
         </w:rPr>
-        <w:t>20. What is Express.js? How do you use it in Node.js applications?</w:t>
+        <w:t>Explain Express.js request lifecycle and middleware</w:t>
+      </w:r>
+      <w:r>
+        <w:rPr>
+          <w:rFonts w:ascii="Times New Roman" w:hAnsi="Times New Roman" w:cs="Times New Roman"/>
+          <w:b/>
+          <w:bCs/>
+          <w:color w:val="C00000"/>
+          <w:sz w:val="28"/>
+          <w:szCs w:val="28"/>
+        </w:rPr>
+        <w:t>?</w:t>
+      </w:r>
+    </w:p>
+    <w:p>
+      <w:pPr>
+        <w:rPr>
+          <w:rFonts w:ascii="Times New Roman" w:hAnsi="Times New Roman" w:cs="Times New Roman"/>
+          <w:b/>
+          <w:bCs/>
+          <w:color w:val="C00000"/>
+          <w:sz w:val="28"/>
+          <w:szCs w:val="28"/>
+        </w:rPr>
+      </w:pPr>
+      <w:r>
+        <w:rPr>
+          <w:rFonts w:ascii="Times New Roman" w:hAnsi="Times New Roman" w:cs="Times New Roman"/>
+          <w:b/>
+          <w:bCs/>
+          <w:color w:val="C00000"/>
+          <w:sz w:val="28"/>
+          <w:szCs w:val="28"/>
+        </w:rPr>
+        <w:t>What is Express.js? How do you use it in Node.js applications?</w:t>
       </w:r>
     </w:p>
     <w:p>
@@ -60294,7 +60407,6 @@
   <w:style w:type="character" w:default="1" w:styleId="DefaultParagraphFont">
     <w:name w:val="Default Paragraph Font"/>
     <w:uiPriority w:val="1"/>
-    <w:semiHidden/>
     <w:unhideWhenUsed/>
   </w:style>
   <w:style w:type="table" w:default="1" w:styleId="TableNormal">
